--- a/waste-oil-balkans/dist/03_Chestny_analiz_rynka.docx
+++ b/waste-oil-balkans/dist/03_Chestny_analiz_rynka.docx
@@ -169,7 +169,7 @@
         <w:t xml:space="preserve">Соседи:</w:t>
       </w:r>
       <w:r>
-        <w:t xml:space="preserve"> современные заводы норм ЕС есть только в Турции (TAYRAŞ, 60 тыс. т/год, Group II+) и Греции (LPC, ~38 тыс. т/год, Group I). В Румынии — согласованный проект Green Oil (66 тыс. т/год) у самой границы. В Сербии и Северной Македонии заводов нет вообще. [6][10][11][12][14]</w:t>
+        <w:t xml:space="preserve"> современные заводы норм ЕС есть только в Турции (TAYRAŞ, 60 тыс. т/год, Group II+) и Греции (LPC, ~40 тыс. т/год, Group I). В Румынии — согласованный проект Green Oil (66 тыс. т/год) у самой границы. В Сербии и Северной Македонии заводов нет вообще. [6][10][11][12][14]</w:t>
       </w:r>
     </w:p>
     <w:p>
@@ -1460,7 +1460,7 @@
         <w:t xml:space="preserve">Этап 3 (30 000 т/год)</w:t>
       </w:r>
       <w:r>
-        <w:t xml:space="preserve"> — покрывается болгарским реалистичным потенциалом сбора (25–35 тыс. т/год) плюс региональный поток (Сербия, Северная Македония, юг Румынии) и умеренный импорт по PIC. Для сравнения: это вдвое больше «Полихим-СС» (~15 тыс.) и сопоставимо с LPC в Греции (38 тыс.) — то есть нормальный средний европейский завод, а не рекорд. Завод станет </w:t>
+        <w:t xml:space="preserve"> — покрывается болгарским реалистичным потенциалом сбора (25–35 тыс. т/год) плюс региональный поток (Сербия, Северная Македония, юг Румынии) и умеренный импорт по PIC. Для сравнения: это вдвое больше «Полихим-СС» (~15 тыс.) и сопоставимо с LPC в Греции (~40 тыс.) — то есть нормальный средний европейский завод, а не рекорд. Завод станет </w:t>
       </w:r>
       <w:r>
         <w:rPr>
@@ -1604,7 +1604,7 @@
         <w:t xml:space="preserve">10 000–30 000 т в МЕСЯЦ (120 000–360 000 т/год)</w:t>
       </w:r>
       <w:r>
-        <w:t xml:space="preserve">, это уже другая бизнес-модель. Для сравнения: крупнейший единичный ре-рафинериен завод Европы — Avista Green (Дания) ~130 тыс. т/год; Ecohuile (Франция) ~120 тыс.; Puralube (Германия) ~150 тыс. на двух линиях; вся регенерационная мощность Европы ~877 тыс. т/год. [21][22][23]</w:t>
+        <w:t xml:space="preserve">, это уже другая бизнес-модель. Для сравнения: крупнейший единичный ре-рафинериен завод Европы — Eco Huile (Лиллебонн, Франция) ~125 тыс. т/год (≈50 % сбора Франции); Avista Green (Дания) ~100 тыс. т/год («самый передовой»); Puralube (Германия) ~150 тыс. т/год на двух линиях; вся регенерационная мощность Европы ~877 тыс. т/год (оценка CEO Avista Oil). [21][22][23]</w:t>
       </w:r>
     </w:p>
     <w:p>
@@ -3219,7 +3219,7 @@
         <w:t xml:space="preserve">LPC (Motor Oil Group), Аспропиргос, Аттика</w:t>
       </w:r>
       <w:r>
-        <w:t xml:space="preserve"> — ~38 тыс. т/год регенерации (гидроочистка), продукт Group I; работает в рамках национальной системы сбора (ELDIANA). Греция названа первой в ЕС по рециклингу индустриальных масел — её масло почти полностью берёт LPC. [9][10]</w:t>
+        <w:t xml:space="preserve"> — общая мощность по смазкам ~43 тыс. т/год, из них часть — регенерация отработанных масел (гидроочистка), продукт Group I; работает в рамках национальной системы сбора (ELDIANA). Греция названа первой в ЕС по рециклингу индустриальных масел — её масло почти полностью берёт LPC. Примечание: раздельная цифра именно регенерационной мощности в публичных источниках не пофиксирована однозначно (~38–43 тыс. т/год). [9][10]</w:t>
       </w:r>
     </w:p>
     <w:p>
@@ -3762,7 +3762,7 @@
               <w:jc w:val="left"/>
             </w:pPr>
             <w:r>
-              <w:t xml:space="preserve">1 (LPC, 38 тыс., Group I)</w:t>
+              <w:t xml:space="preserve">1 (LPC, ~40 тыс., Group I)</w:t>
             </w:r>
           </w:p>
         </w:tc>
@@ -5241,7 +5241,17 @@
         <w:t xml:space="preserve">Турция:</w:t>
       </w:r>
       <w:r>
-        <w:t xml:space="preserve"> «Нулевой отход» + Atık Yağ Yönetimi (2019): EPR-обязательства сбора (2 %→4 %→6 %) и обязательное смешение регенерата в готовых маслах (8 %→12 %→15 %) — уникальный механизм гарантированного спроса, запирающий турецкое масло внутри страны. [7]</w:t>
+        <w:t xml:space="preserve"> «Нулевой отход» + Atık Yağ Yönetimi (2019, поправки 01.2023): EPR-обязательства сбора и обязательная доля регенерата в готовых смазках по нарастающей — </w:t>
+      </w:r>
+      <w:r>
+        <w:rPr>
+          <w:b/>
+          <w:bCs/>
+        </w:rPr>
+        <w:t xml:space="preserve">2 % (2023) → 4 % (2024) → 6 % (2025)</w:t>
+      </w:r>
+      <w:r>
+        <w:t xml:space="preserve"> (по данным Lubes’N’Greases). Уникальный для региона механизм гарантированного спроса, запирающий турецкое масло внутри страны. [7]</w:t>
       </w:r>
     </w:p>
     <w:p>
@@ -5959,7 +5969,7 @@
           <w:sz w:val="18"/>
           <w:szCs w:val="18"/>
         </w:rPr>
-        <w:t xml:space="preserve">Avista Green (Kalundborg, Дания) — най-големият единичен ре-рафинериен завод в Европа (~130 хил. т/год). https://avistagreen.dk/ ; Fuel Oil News, 2020.</w:t>
+        <w:t xml:space="preserve">Eco Huile (Лиллебонн, Франция, группа Aurea) ~125 хил. т/год — крупнейший единичный завод Европы; Avista Green (Kalundborg, Дания) ~100 хил. т/год. https://avistagreen.dk/ ; Fuel Oil News, 2020 ; ExxonMobil (Eco Huile).</w:t>
       </w:r>
     </w:p>
     <w:p>
